--- a/legal/捡宝打怪-隐私政策.docx
+++ b/legal/捡宝打怪-隐私政策.docx
@@ -1325,7 +1325,7 @@
               <w:rPr>
                 <w:rFonts w:hint="eastAsia"/>
               </w:rPr>
-              <w:t>个人开发者（请填写开发者名称）</w:t>
+              <w:t>大胖虎工作室（个人开发者）</w:t>
             </w:r>
           </w:p>
         </w:tc>
@@ -1473,113 +1473,95 @@
     </w:pPrDefault>
   </w:docDefaults>
   <w:latentStyles w:defLockedState="0" w:defUIPriority="99" w:defSemiHidden="0" w:defUnhideWhenUsed="0" w:defQFormat="0" w:count="88">
-    <w:lsdException w:name="index 6" w:semiHidden="1" w:unhideWhenUsed="1"/>
-    <w:lsdException w:name="Body Text Indent" w:semiHidden="1" w:unhideWhenUsed="1"/>
+    <w:lsdException w:name="List Bullet 3" w:semiHidden="1" w:unhideWhenUsed="1"/>
+    <w:lsdException w:name="List Continue" w:semiHidden="1" w:unhideWhenUsed="1"/>
+    <w:lsdException w:name="List Bullet 4" w:semiHidden="1" w:unhideWhenUsed="1"/>
+    <w:lsdException w:name="Subtitle" w:uiPriority="11" w:qFormat="1"/>
+    <w:lsdException w:name="List 5" w:semiHidden="1" w:unhideWhenUsed="1"/>
+    <w:lsdException w:name="List 2" w:semiHidden="1" w:unhideWhenUsed="1"/>
+    <w:lsdException w:name="caption" w:uiPriority="35" w:semiHidden="1" w:unhideWhenUsed="1" w:qFormat="1"/>
+    <w:lsdException w:name="envelope address" w:semiHidden="1" w:unhideWhenUsed="1"/>
+    <w:lsdException w:name="Body Text First Indent 2" w:semiHidden="1" w:unhideWhenUsed="1"/>
+    <w:lsdException w:name="Signature" w:semiHidden="1" w:unhideWhenUsed="1"/>
+    <w:lsdException w:name="Normal Indent" w:semiHidden="1" w:unhideWhenUsed="1"/>
+    <w:lsdException w:name="index 1" w:semiHidden="1" w:unhideWhenUsed="1"/>
+    <w:lsdException w:name="Normal" w:uiPriority="0" w:qFormat="1"/>
+    <w:lsdException w:name="List Number 4" w:semiHidden="1" w:unhideWhenUsed="1"/>
     <w:lsdException w:name="heading 9" w:uiPriority="9" w:semiHidden="1" w:unhideWhenUsed="1" w:qFormat="1"/>
-    <w:lsdException w:name="List Number 2" w:semiHidden="1" w:unhideWhenUsed="1"/>
-    <w:lsdException w:name="List Continue" w:semiHidden="1" w:unhideWhenUsed="1"/>
-    <w:lsdException w:name="heading 5" w:uiPriority="9" w:semiHidden="1" w:unhideWhenUsed="1" w:qFormat="1"/>
+    <w:lsdException w:name="annotation text" w:semiHidden="1" w:unhideWhenUsed="1"/>
+    <w:lsdException w:name="page number" w:semiHidden="1" w:unhideWhenUsed="1"/>
+    <w:lsdException w:name="index 7" w:semiHidden="1" w:unhideWhenUsed="1"/>
+    <w:lsdException w:name="heading 4" w:uiPriority="9" w:semiHidden="1" w:unhideWhenUsed="1" w:qFormat="1"/>
+    <w:lsdException w:name="Closing" w:semiHidden="1" w:unhideWhenUsed="1"/>
     <w:lsdException w:name="List Continue 5" w:semiHidden="1" w:unhideWhenUsed="1"/>
-    <w:lsdException w:name="List Bullet 2" w:semiHidden="1" w:unhideWhenUsed="1"/>
-    <w:lsdException w:name="toc 7" w:uiPriority="39" w:semiHidden="1" w:unhideWhenUsed="1"/>
-    <w:lsdException w:name="Salutation" w:semiHidden="1" w:unhideWhenUsed="1"/>
-    <w:lsdException w:name="caption" w:uiPriority="35" w:semiHidden="1" w:unhideWhenUsed="1" w:qFormat="1"/>
-    <w:lsdException w:name="List 3" w:semiHidden="1" w:unhideWhenUsed="1"/>
-    <w:lsdException w:name="heading 1" w:uiPriority="9" w:qFormat="1"/>
-    <w:lsdException w:name="Signature" w:semiHidden="1" w:unhideWhenUsed="1"/>
-    <w:lsdException w:name="List Continue 4" w:semiHidden="1" w:unhideWhenUsed="1"/>
-    <w:lsdException w:name="Normal Indent" w:semiHidden="1" w:unhideWhenUsed="1"/>
-    <w:lsdException w:name="List Bullet 3" w:semiHidden="1" w:unhideWhenUsed="1"/>
-    <w:lsdException w:name="index 3" w:semiHidden="1" w:unhideWhenUsed="1"/>
-    <w:lsdException w:name="line number" w:semiHidden="1" w:unhideWhenUsed="1"/>
-    <w:lsdException w:name="footnote reference" w:semiHidden="1" w:unhideWhenUsed="1"/>
-    <w:lsdException w:name="Normal" w:uiPriority="0" w:qFormat="1"/>
     <w:lsdException w:name="toc 3" w:uiPriority="39" w:semiHidden="1" w:unhideWhenUsed="1"/>
     <w:lsdException w:name="toc 8" w:uiPriority="39" w:semiHidden="1" w:unhideWhenUsed="1"/>
-    <w:lsdException w:name="heading 2" w:uiPriority="9" w:semiHidden="1" w:unhideWhenUsed="1" w:qFormat="1"/>
-    <w:lsdException w:name="Closing" w:semiHidden="1" w:unhideWhenUsed="1"/>
-    <w:lsdException w:name="macro" w:semiHidden="1" w:unhideWhenUsed="1"/>
-    <w:lsdException w:name="index 7" w:semiHidden="1" w:unhideWhenUsed="1"/>
-    <w:lsdException w:name="Strong" w:uiPriority="22" w:qFormat="1"/>
-    <w:lsdException w:name="List Number 5" w:semiHidden="1" w:unhideWhenUsed="1"/>
-    <w:lsdException w:name="Body Text First Indent" w:semiHidden="1" w:unhideWhenUsed="1"/>
-    <w:lsdException w:name="heading 6" w:uiPriority="9" w:semiHidden="1" w:unhideWhenUsed="1" w:qFormat="1"/>
-    <w:lsdException w:name="Message Header" w:semiHidden="1" w:unhideWhenUsed="1"/>
-    <w:lsdException w:name="Body Text First Indent 2" w:semiHidden="1" w:unhideWhenUsed="1"/>
+    <w:lsdException w:name="toc 7" w:uiPriority="39" w:semiHidden="1" w:unhideWhenUsed="1"/>
+    <w:lsdException w:name="Hyperlink" w:semiHidden="1" w:unhideWhenUsed="1"/>
+    <w:lsdException w:name="header" w:semiHidden="1" w:unhideWhenUsed="1"/>
+    <w:lsdException w:name="List 3" w:semiHidden="1" w:unhideWhenUsed="1"/>
+    <w:lsdException w:name="heading 3" w:uiPriority="9" w:semiHidden="1" w:unhideWhenUsed="1" w:qFormat="1"/>
     <w:lsdException w:name="List Bullet" w:semiHidden="1" w:unhideWhenUsed="1"/>
     <w:lsdException w:name="Body Text Indent 3" w:semiHidden="1" w:unhideWhenUsed="1"/>
-    <w:lsdException w:name="index 4" w:semiHidden="1" w:unhideWhenUsed="1"/>
-    <w:lsdException w:name="envelope address" w:semiHidden="1" w:unhideWhenUsed="1"/>
+    <w:lsdException w:name="table of figures" w:semiHidden="1" w:unhideWhenUsed="1"/>
+    <w:lsdException w:name="Body Text 3" w:semiHidden="1" w:unhideWhenUsed="1"/>
+    <w:lsdException w:name="line number" w:semiHidden="1" w:unhideWhenUsed="1"/>
+    <w:lsdException w:name="toc 5" w:uiPriority="39" w:semiHidden="1" w:unhideWhenUsed="1"/>
+    <w:lsdException w:name="heading 1" w:uiPriority="9" w:qFormat="1"/>
+    <w:lsdException w:name="index 9" w:semiHidden="1" w:unhideWhenUsed="1"/>
+    <w:lsdException w:name="index 2" w:semiHidden="1" w:unhideWhenUsed="1"/>
+    <w:lsdException w:name="List Continue 3" w:semiHidden="1" w:unhideWhenUsed="1"/>
+    <w:lsdException w:name="List" w:semiHidden="1" w:unhideWhenUsed="1"/>
     <w:lsdException w:name="toa heading" w:semiHidden="1" w:unhideWhenUsed="1"/>
-    <w:lsdException w:name="List Number 4" w:semiHidden="1" w:unhideWhenUsed="1"/>
-    <w:lsdException w:name="Body Text Indent 2" w:semiHidden="1" w:unhideWhenUsed="1"/>
-    <w:lsdException w:name="page number" w:semiHidden="1" w:unhideWhenUsed="1"/>
-    <w:lsdException w:name="index heading" w:semiHidden="1" w:unhideWhenUsed="1"/>
-    <w:lsdException w:name="table of authorities" w:semiHidden="1" w:unhideWhenUsed="1"/>
-    <w:lsdException w:name="List Bullet 4" w:semiHidden="1" w:unhideWhenUsed="1"/>
-    <w:lsdException w:name="toc 9" w:uiPriority="39" w:semiHidden="1" w:unhideWhenUsed="1"/>
-    <w:lsdException w:name="toc 4" w:uiPriority="39" w:semiHidden="1" w:unhideWhenUsed="1"/>
-    <w:lsdException w:name="Hyperlink" w:semiHidden="1" w:unhideWhenUsed="1"/>
-    <w:lsdException w:name="heading 3" w:uiPriority="9" w:semiHidden="1" w:unhideWhenUsed="1" w:qFormat="1"/>
-    <w:lsdException w:name="toc 5" w:uiPriority="39" w:semiHidden="1" w:unhideWhenUsed="1"/>
-    <w:lsdException w:name="List Continue 3" w:semiHidden="1" w:unhideWhenUsed="1"/>
-    <w:lsdException w:name="Date" w:semiHidden="1" w:unhideWhenUsed="1"/>
-    <w:lsdException w:name="Note Heading" w:semiHidden="1" w:unhideWhenUsed="1"/>
-    <w:lsdException w:name="heading 7" w:uiPriority="9" w:semiHidden="1" w:unhideWhenUsed="1" w:qFormat="1"/>
-    <w:lsdException w:name="FollowedHyperlink" w:semiHidden="1" w:unhideWhenUsed="1"/>
-    <w:lsdException w:name="Subtitle" w:uiPriority="11" w:qFormat="1"/>
-    <w:lsdException w:name="List Number" w:semiHidden="1" w:unhideWhenUsed="1"/>
-    <w:lsdException w:name="endnote text" w:semiHidden="1" w:unhideWhenUsed="1"/>
-    <w:lsdException w:name="annotation text" w:semiHidden="1" w:unhideWhenUsed="1"/>
     <w:lsdException w:name="annotation reference" w:semiHidden="1" w:unhideWhenUsed="1"/>
-    <w:lsdException w:name="index 5" w:semiHidden="1" w:unhideWhenUsed="1"/>
-    <w:lsdException w:name="index 8" w:semiHidden="1" w:unhideWhenUsed="1"/>
-    <w:lsdException w:name="Title" w:uiPriority="10" w:qFormat="1"/>
-    <w:lsdException w:name="Block Text" w:semiHidden="1" w:unhideWhenUsed="1"/>
-    <w:lsdException w:name="footer" w:semiHidden="1" w:unhideWhenUsed="1"/>
-    <w:lsdException w:name="heading 8" w:uiPriority="9" w:semiHidden="1" w:unhideWhenUsed="1" w:qFormat="1"/>
-    <w:lsdException w:name="List Bullet 5" w:semiHidden="1" w:unhideWhenUsed="1"/>
-    <w:lsdException w:name="index 1" w:semiHidden="1" w:unhideWhenUsed="1"/>
-    <w:lsdException w:name="Body Text" w:semiHidden="1" w:unhideWhenUsed="1"/>
-    <w:lsdException w:name="List 4" w:semiHidden="1" w:unhideWhenUsed="1"/>
-    <w:lsdException w:name="List Number 3" w:semiHidden="1" w:unhideWhenUsed="1"/>
-    <w:lsdException w:name="envelope return" w:semiHidden="1" w:unhideWhenUsed="1"/>
-    <w:lsdException w:name="toc 1" w:uiPriority="39" w:semiHidden="1" w:unhideWhenUsed="1"/>
-    <w:lsdException w:name="toc 6" w:uiPriority="39" w:semiHidden="1" w:unhideWhenUsed="1"/>
-    <w:lsdException w:name="heading 4" w:uiPriority="9" w:semiHidden="1" w:unhideWhenUsed="1" w:qFormat="1"/>
-    <w:lsdException w:name="List Continue 2" w:semiHidden="1" w:unhideWhenUsed="1"/>
-    <w:lsdException w:name="List 5" w:semiHidden="1" w:unhideWhenUsed="1"/>
-    <w:lsdException w:name="List 2" w:semiHidden="1" w:unhideWhenUsed="1"/>
-    <w:lsdException w:name="header" w:semiHidden="1" w:unhideWhenUsed="1"/>
     <w:lsdException w:name="endnote reference" w:semiHidden="1" w:unhideWhenUsed="1"/>
     <w:lsdException w:name="toc 2" w:uiPriority="39" w:semiHidden="1" w:unhideWhenUsed="1"/>
-    <w:lsdException w:name="table of figures" w:semiHidden="1" w:unhideWhenUsed="1"/>
+    <w:lsdException w:name="List Number 5" w:semiHidden="1" w:unhideWhenUsed="1"/>
+    <w:lsdException w:name="Block Text" w:semiHidden="1" w:unhideWhenUsed="1"/>
+    <w:lsdException w:name="macro" w:semiHidden="1" w:unhideWhenUsed="1"/>
+    <w:lsdException w:name="Body Text First Indent" w:semiHidden="1" w:unhideWhenUsed="1"/>
+    <w:lsdException w:name="heading 8" w:uiPriority="9" w:semiHidden="1" w:unhideWhenUsed="1" w:qFormat="1"/>
+    <w:lsdException w:name="List Bullet 2" w:semiHidden="1" w:unhideWhenUsed="1"/>
+    <w:lsdException w:name="Strong" w:uiPriority="22" w:qFormat="1"/>
+    <w:lsdException w:name="List Bullet 5" w:semiHidden="1" w:unhideWhenUsed="1"/>
+    <w:lsdException w:name="heading 6" w:uiPriority="9" w:semiHidden="1" w:unhideWhenUsed="1" w:qFormat="1"/>
+    <w:lsdException w:name="Note Heading" w:semiHidden="1" w:unhideWhenUsed="1"/>
+    <w:lsdException w:name="List Number" w:semiHidden="1" w:unhideWhenUsed="1"/>
+    <w:lsdException w:name="List Continue 2" w:semiHidden="1" w:unhideWhenUsed="1"/>
+    <w:lsdException w:name="List Number 3" w:semiHidden="1" w:unhideWhenUsed="1"/>
+    <w:lsdException w:name="footnote reference" w:semiHidden="1" w:unhideWhenUsed="1"/>
+    <w:lsdException w:name="index 5" w:semiHidden="1" w:unhideWhenUsed="1"/>
+    <w:lsdException w:name="Default Paragraph Font" w:uiPriority="1" w:semiHidden="1" w:unhideWhenUsed="1"/>
+    <w:lsdException w:name="toc 9" w:uiPriority="39" w:semiHidden="1" w:unhideWhenUsed="1"/>
+    <w:lsdException w:name="List Continue 4" w:semiHidden="1" w:unhideWhenUsed="1"/>
+    <w:lsdException w:name="index 3" w:semiHidden="1" w:unhideWhenUsed="1"/>
+    <w:lsdException w:name="Message Header" w:semiHidden="1" w:unhideWhenUsed="1"/>
+    <w:lsdException w:name="index 6" w:semiHidden="1" w:unhideWhenUsed="1"/>
+    <w:lsdException w:name="Date" w:semiHidden="1" w:unhideWhenUsed="1"/>
+    <w:lsdException w:name="Body Text 2" w:semiHidden="1" w:unhideWhenUsed="1"/>
+    <w:lsdException w:name="heading 7" w:uiPriority="9" w:semiHidden="1" w:unhideWhenUsed="1" w:qFormat="1"/>
+    <w:lsdException w:name="toc 1" w:uiPriority="39" w:semiHidden="1" w:unhideWhenUsed="1"/>
+    <w:lsdException w:name="FollowedHyperlink" w:semiHidden="1" w:unhideWhenUsed="1"/>
+    <w:lsdException w:name="heading 2" w:uiPriority="9" w:semiHidden="1" w:unhideWhenUsed="1" w:qFormat="1"/>
+    <w:lsdException w:name="List Number 2" w:semiHidden="1" w:unhideWhenUsed="1"/>
+    <w:lsdException w:name="toc 6" w:uiPriority="39" w:semiHidden="1" w:unhideWhenUsed="1"/>
+    <w:lsdException w:name="List 4" w:semiHidden="1" w:unhideWhenUsed="1"/>
+    <w:lsdException w:name="endnote text" w:semiHidden="1" w:unhideWhenUsed="1"/>
+    <w:lsdException w:name="Body Text Indent" w:semiHidden="1" w:unhideWhenUsed="1"/>
+    <w:lsdException w:name="envelope return" w:semiHidden="1" w:unhideWhenUsed="1"/>
+    <w:lsdException w:name="Body Text Indent 2" w:semiHidden="1" w:unhideWhenUsed="1"/>
+    <w:lsdException w:name="index heading" w:semiHidden="1" w:unhideWhenUsed="1"/>
+    <w:lsdException w:name="heading 5" w:uiPriority="9" w:semiHidden="1" w:unhideWhenUsed="1" w:qFormat="1"/>
+    <w:lsdException w:name="Title" w:uiPriority="10" w:qFormat="1"/>
+    <w:lsdException w:name="table of authorities" w:semiHidden="1" w:unhideWhenUsed="1"/>
+    <w:lsdException w:name="index 8" w:semiHidden="1" w:unhideWhenUsed="1"/>
     <w:lsdException w:name="footnote text" w:semiHidden="1" w:unhideWhenUsed="1"/>
-    <w:lsdException w:name="Body Text 3" w:semiHidden="1" w:unhideWhenUsed="1"/>
-    <w:lsdException w:name="Default Paragraph Font" w:uiPriority="1" w:semiHidden="1" w:unhideWhenUsed="1"/>
-    <w:lsdException w:name="index 9" w:semiHidden="1" w:unhideWhenUsed="1"/>
-    <w:lsdException w:name="index 2" w:semiHidden="1" w:unhideWhenUsed="1"/>
-    <w:lsdException w:name="List" w:semiHidden="1" w:unhideWhenUsed="1"/>
-    <w:lsdException w:name="Body Text 2" w:semiHidden="1" w:unhideWhenUsed="1"/>
+    <w:lsdException w:name="toc 4" w:uiPriority="39" w:semiHidden="1" w:unhideWhenUsed="1"/>
+    <w:lsdException w:name="index 4" w:semiHidden="1" w:unhideWhenUsed="1"/>
+    <w:lsdException w:name="Salutation" w:semiHidden="1" w:unhideWhenUsed="1"/>
+    <w:lsdException w:name="Body Text" w:semiHidden="1" w:unhideWhenUsed="1"/>
+    <w:lsdException w:name="footer" w:semiHidden="1" w:unhideWhenUsed="1"/>
   </w:latentStyles>
-  <w:style w:type="paragraph" w:styleId="000003">
-    <w:name w:val="heading 2"/>
-    <w:basedOn w:val="Normal"/>
-    <w:next w:val="Normal"/>
-    <w:uiPriority w:val="9"/>
-    <w:qFormat w:val="1"/>
-    <w:pPr>
-      <w:keepNext w:val="1"/>
-      <w:keepLines w:val="1"/>
-      <w:spacing w:before="200" w:after="100"/>
-      <w:outlineLvl w:val="1"/>
-    </w:pPr>
-    <w:rPr>
-      <w:b w:val="1"/>
-      <w:sz w:val="26"/>
-      <w:szCs w:val="26"/>
-    </w:rPr>
-  </w:style>
   <w:style w:type="paragraph" w:styleId="000004">
     <w:name w:val="heading 3"/>
     <w:basedOn w:val="Normal"/>
@@ -1614,6 +1596,24 @@
       <w:b w:val="1"/>
       <w:sz w:val="32"/>
       <w:szCs w:val="32"/>
+    </w:rPr>
+  </w:style>
+  <w:style w:type="paragraph" w:styleId="000003">
+    <w:name w:val="heading 2"/>
+    <w:basedOn w:val="Normal"/>
+    <w:next w:val="Normal"/>
+    <w:uiPriority w:val="9"/>
+    <w:qFormat w:val="1"/>
+    <w:pPr>
+      <w:keepNext w:val="1"/>
+      <w:keepLines w:val="1"/>
+      <w:spacing w:before="200" w:after="100"/>
+      <w:outlineLvl w:val="1"/>
+    </w:pPr>
+    <w:rPr>
+      <w:b w:val="1"/>
+      <w:sz w:val="26"/>
+      <w:szCs w:val="26"/>
     </w:rPr>
   </w:style>
 </w:styles>

--- a/legal/捡宝打怪-隐私政策.docx
+++ b/legal/捡宝打怪-隐私政策.docx
@@ -1355,10 +1355,7 @@
           </w:tcPr>
           <w:p>
             <w:r>
-              <w:rPr>
-                <w:rFonts w:hint="eastAsia"/>
-              </w:rPr>
-              <w:t>（请填写联系邮箱）</w:t>
+              <w:t>634828354@qq.com</w:t>
             </w:r>
           </w:p>
         </w:tc>
@@ -1473,97 +1470,97 @@
     </w:pPrDefault>
   </w:docDefaults>
   <w:latentStyles w:defLockedState="0" w:defUIPriority="99" w:defSemiHidden="0" w:defUnhideWhenUsed="0" w:defQFormat="0" w:count="88">
+    <w:lsdException w:name="endnote text" w:semiHidden="1" w:unhideWhenUsed="1"/>
+    <w:lsdException w:name="List 4" w:semiHidden="1" w:unhideWhenUsed="1"/>
+    <w:lsdException w:name="toc 1" w:uiPriority="39" w:semiHidden="1" w:unhideWhenUsed="1"/>
+    <w:lsdException w:name="List Number 2" w:semiHidden="1" w:unhideWhenUsed="1"/>
+    <w:lsdException w:name="heading 7" w:uiPriority="9" w:semiHidden="1" w:unhideWhenUsed="1" w:qFormat="1"/>
+    <w:lsdException w:name="toc 6" w:uiPriority="39" w:semiHidden="1" w:unhideWhenUsed="1"/>
+    <w:lsdException w:name="heading 2" w:uiPriority="9" w:semiHidden="1" w:unhideWhenUsed="1" w:qFormat="1"/>
+    <w:lsdException w:name="envelope return" w:semiHidden="1" w:unhideWhenUsed="1"/>
+    <w:lsdException w:name="Title" w:uiPriority="10" w:qFormat="1"/>
+    <w:lsdException w:name="Body Text Indent 2" w:semiHidden="1" w:unhideWhenUsed="1"/>
+    <w:lsdException w:name="Normal" w:uiPriority="0" w:qFormat="1"/>
+    <w:lsdException w:name="annotation text" w:semiHidden="1" w:unhideWhenUsed="1"/>
+    <w:lsdException w:name="Body Text Indent" w:semiHidden="1" w:unhideWhenUsed="1"/>
+    <w:lsdException w:name="heading 5" w:uiPriority="9" w:semiHidden="1" w:unhideWhenUsed="1" w:qFormat="1"/>
+    <w:lsdException w:name="index 8" w:semiHidden="1" w:unhideWhenUsed="1"/>
+    <w:lsdException w:name="index 7" w:semiHidden="1" w:unhideWhenUsed="1"/>
+    <w:lsdException w:name="List Continue 5" w:semiHidden="1" w:unhideWhenUsed="1"/>
+    <w:lsdException w:name="heading 3" w:uiPriority="9" w:semiHidden="1" w:unhideWhenUsed="1" w:qFormat="1"/>
+    <w:lsdException w:name="table of authorities" w:semiHidden="1" w:unhideWhenUsed="1"/>
+    <w:lsdException w:name="List Bullet" w:semiHidden="1" w:unhideWhenUsed="1"/>
+    <w:lsdException w:name="toc 7" w:uiPriority="39" w:semiHidden="1" w:unhideWhenUsed="1"/>
+    <w:lsdException w:name="Body Text Indent 3" w:semiHidden="1" w:unhideWhenUsed="1"/>
+    <w:lsdException w:name="footnote text" w:semiHidden="1" w:unhideWhenUsed="1"/>
     <w:lsdException w:name="List Bullet 3" w:semiHidden="1" w:unhideWhenUsed="1"/>
+    <w:lsdException w:name="List Continue 3" w:semiHidden="1" w:unhideWhenUsed="1"/>
+    <w:lsdException w:name="toa heading" w:semiHidden="1" w:unhideWhenUsed="1"/>
+    <w:lsdException w:name="toc 5" w:uiPriority="39" w:semiHidden="1" w:unhideWhenUsed="1"/>
+    <w:lsdException w:name="index 9" w:semiHidden="1" w:unhideWhenUsed="1"/>
+    <w:lsdException w:name="table of figures" w:semiHidden="1" w:unhideWhenUsed="1"/>
+    <w:lsdException w:name="index 2" w:semiHidden="1" w:unhideWhenUsed="1"/>
+    <w:lsdException w:name="heading 1" w:uiPriority="9" w:qFormat="1"/>
     <w:lsdException w:name="List Continue" w:semiHidden="1" w:unhideWhenUsed="1"/>
+    <w:lsdException w:name="macro" w:semiHidden="1" w:unhideWhenUsed="1"/>
     <w:lsdException w:name="List Bullet 4" w:semiHidden="1" w:unhideWhenUsed="1"/>
-    <w:lsdException w:name="Subtitle" w:uiPriority="11" w:qFormat="1"/>
+    <w:lsdException w:name="heading 8" w:uiPriority="9" w:semiHidden="1" w:unhideWhenUsed="1" w:qFormat="1"/>
+    <w:lsdException w:name="annotation reference" w:semiHidden="1" w:unhideWhenUsed="1"/>
+    <w:lsdException w:name="Block Text" w:semiHidden="1" w:unhideWhenUsed="1"/>
+    <w:lsdException w:name="endnote reference" w:semiHidden="1" w:unhideWhenUsed="1"/>
+    <w:lsdException w:name="caption" w:uiPriority="35" w:semiHidden="1" w:unhideWhenUsed="1" w:qFormat="1"/>
+    <w:lsdException w:name="envelope address" w:semiHidden="1" w:unhideWhenUsed="1"/>
+    <w:lsdException w:name="toc 2" w:uiPriority="39" w:semiHidden="1" w:unhideWhenUsed="1"/>
+    <w:lsdException w:name="Strong" w:uiPriority="22" w:qFormat="1"/>
+    <w:lsdException w:name="List Number 5" w:semiHidden="1" w:unhideWhenUsed="1"/>
+    <w:lsdException w:name="index 1" w:semiHidden="1" w:unhideWhenUsed="1"/>
+    <w:lsdException w:name="Signature" w:semiHidden="1" w:unhideWhenUsed="1"/>
+    <w:lsdException w:name="heading 6" w:uiPriority="9" w:semiHidden="1" w:unhideWhenUsed="1" w:qFormat="1"/>
+    <w:lsdException w:name="toc 3" w:uiPriority="39" w:semiHidden="1" w:unhideWhenUsed="1"/>
+    <w:lsdException w:name="List Number" w:semiHidden="1" w:unhideWhenUsed="1"/>
+    <w:lsdException w:name="List Bullet 5" w:semiHidden="1" w:unhideWhenUsed="1"/>
+    <w:lsdException w:name="heading 9" w:uiPriority="9" w:semiHidden="1" w:unhideWhenUsed="1" w:qFormat="1"/>
+    <w:lsdException w:name="Normal Indent" w:semiHidden="1" w:unhideWhenUsed="1"/>
+    <w:lsdException w:name="toc 8" w:uiPriority="39" w:semiHidden="1" w:unhideWhenUsed="1"/>
+    <w:lsdException w:name="heading 4" w:uiPriority="9" w:semiHidden="1" w:unhideWhenUsed="1" w:qFormat="1"/>
+    <w:lsdException w:name="List Number 3" w:semiHidden="1" w:unhideWhenUsed="1"/>
+    <w:lsdException w:name="page number" w:semiHidden="1" w:unhideWhenUsed="1"/>
+    <w:lsdException w:name="Closing" w:semiHidden="1" w:unhideWhenUsed="1"/>
+    <w:lsdException w:name="List Number 4" w:semiHidden="1" w:unhideWhenUsed="1"/>
+    <w:lsdException w:name="header" w:semiHidden="1" w:unhideWhenUsed="1"/>
+    <w:lsdException w:name="Default Paragraph Font" w:uiPriority="1" w:semiHidden="1" w:unhideWhenUsed="1"/>
+    <w:lsdException w:name="Hyperlink" w:semiHidden="1" w:unhideWhenUsed="1"/>
+    <w:lsdException w:name="line number" w:semiHidden="1" w:unhideWhenUsed="1"/>
+    <w:lsdException w:name="Body Text 3" w:semiHidden="1" w:unhideWhenUsed="1"/>
+    <w:lsdException w:name="List 3" w:semiHidden="1" w:unhideWhenUsed="1"/>
+    <w:lsdException w:name="toc 9" w:uiPriority="39" w:semiHidden="1" w:unhideWhenUsed="1"/>
+    <w:lsdException w:name="Date" w:semiHidden="1" w:unhideWhenUsed="1"/>
+    <w:lsdException w:name="List" w:semiHidden="1" w:unhideWhenUsed="1"/>
+    <w:lsdException w:name="Message Header" w:semiHidden="1" w:unhideWhenUsed="1"/>
+    <w:lsdException w:name="List Continue 4" w:semiHidden="1" w:unhideWhenUsed="1"/>
+    <w:lsdException w:name="FollowedHyperlink" w:semiHidden="1" w:unhideWhenUsed="1"/>
+    <w:lsdException w:name="index heading" w:semiHidden="1" w:unhideWhenUsed="1"/>
+    <w:lsdException w:name="Body Text First Indent" w:semiHidden="1" w:unhideWhenUsed="1"/>
+    <w:lsdException w:name="List Bullet 2" w:semiHidden="1" w:unhideWhenUsed="1"/>
+    <w:lsdException w:name="Salutation" w:semiHidden="1" w:unhideWhenUsed="1"/>
+    <w:lsdException w:name="toc 4" w:uiPriority="39" w:semiHidden="1" w:unhideWhenUsed="1"/>
+    <w:lsdException w:name="footer" w:semiHidden="1" w:unhideWhenUsed="1"/>
+    <w:lsdException w:name="Body Text" w:semiHidden="1" w:unhideWhenUsed="1"/>
+    <w:lsdException w:name="index 4" w:semiHidden="1" w:unhideWhenUsed="1"/>
+    <w:lsdException w:name="List Continue 2" w:semiHidden="1" w:unhideWhenUsed="1"/>
+    <w:lsdException w:name="Note Heading" w:semiHidden="1" w:unhideWhenUsed="1"/>
+    <w:lsdException w:name="footnote reference" w:semiHidden="1" w:unhideWhenUsed="1"/>
+    <w:lsdException w:name="index 5" w:semiHidden="1" w:unhideWhenUsed="1"/>
     <w:lsdException w:name="List 5" w:semiHidden="1" w:unhideWhenUsed="1"/>
     <w:lsdException w:name="List 2" w:semiHidden="1" w:unhideWhenUsed="1"/>
-    <w:lsdException w:name="caption" w:uiPriority="35" w:semiHidden="1" w:unhideWhenUsed="1" w:qFormat="1"/>
-    <w:lsdException w:name="envelope address" w:semiHidden="1" w:unhideWhenUsed="1"/>
+    <w:lsdException w:name="Subtitle" w:uiPriority="11" w:qFormat="1"/>
+    <w:lsdException w:name="index 3" w:semiHidden="1" w:unhideWhenUsed="1"/>
     <w:lsdException w:name="Body Text First Indent 2" w:semiHidden="1" w:unhideWhenUsed="1"/>
-    <w:lsdException w:name="Signature" w:semiHidden="1" w:unhideWhenUsed="1"/>
-    <w:lsdException w:name="Normal Indent" w:semiHidden="1" w:unhideWhenUsed="1"/>
-    <w:lsdException w:name="index 1" w:semiHidden="1" w:unhideWhenUsed="1"/>
-    <w:lsdException w:name="Normal" w:uiPriority="0" w:qFormat="1"/>
-    <w:lsdException w:name="List Number 4" w:semiHidden="1" w:unhideWhenUsed="1"/>
-    <w:lsdException w:name="heading 9" w:uiPriority="9" w:semiHidden="1" w:unhideWhenUsed="1" w:qFormat="1"/>
-    <w:lsdException w:name="annotation text" w:semiHidden="1" w:unhideWhenUsed="1"/>
-    <w:lsdException w:name="page number" w:semiHidden="1" w:unhideWhenUsed="1"/>
-    <w:lsdException w:name="index 7" w:semiHidden="1" w:unhideWhenUsed="1"/>
-    <w:lsdException w:name="heading 4" w:uiPriority="9" w:semiHidden="1" w:unhideWhenUsed="1" w:qFormat="1"/>
-    <w:lsdException w:name="Closing" w:semiHidden="1" w:unhideWhenUsed="1"/>
-    <w:lsdException w:name="List Continue 5" w:semiHidden="1" w:unhideWhenUsed="1"/>
-    <w:lsdException w:name="toc 3" w:uiPriority="39" w:semiHidden="1" w:unhideWhenUsed="1"/>
-    <w:lsdException w:name="toc 8" w:uiPriority="39" w:semiHidden="1" w:unhideWhenUsed="1"/>
-    <w:lsdException w:name="toc 7" w:uiPriority="39" w:semiHidden="1" w:unhideWhenUsed="1"/>
-    <w:lsdException w:name="Hyperlink" w:semiHidden="1" w:unhideWhenUsed="1"/>
-    <w:lsdException w:name="header" w:semiHidden="1" w:unhideWhenUsed="1"/>
-    <w:lsdException w:name="List 3" w:semiHidden="1" w:unhideWhenUsed="1"/>
-    <w:lsdException w:name="heading 3" w:uiPriority="9" w:semiHidden="1" w:unhideWhenUsed="1" w:qFormat="1"/>
-    <w:lsdException w:name="List Bullet" w:semiHidden="1" w:unhideWhenUsed="1"/>
-    <w:lsdException w:name="Body Text Indent 3" w:semiHidden="1" w:unhideWhenUsed="1"/>
-    <w:lsdException w:name="table of figures" w:semiHidden="1" w:unhideWhenUsed="1"/>
-    <w:lsdException w:name="Body Text 3" w:semiHidden="1" w:unhideWhenUsed="1"/>
-    <w:lsdException w:name="line number" w:semiHidden="1" w:unhideWhenUsed="1"/>
-    <w:lsdException w:name="toc 5" w:uiPriority="39" w:semiHidden="1" w:unhideWhenUsed="1"/>
-    <w:lsdException w:name="heading 1" w:uiPriority="9" w:qFormat="1"/>
-    <w:lsdException w:name="index 9" w:semiHidden="1" w:unhideWhenUsed="1"/>
-    <w:lsdException w:name="index 2" w:semiHidden="1" w:unhideWhenUsed="1"/>
-    <w:lsdException w:name="List Continue 3" w:semiHidden="1" w:unhideWhenUsed="1"/>
-    <w:lsdException w:name="List" w:semiHidden="1" w:unhideWhenUsed="1"/>
-    <w:lsdException w:name="toa heading" w:semiHidden="1" w:unhideWhenUsed="1"/>
-    <w:lsdException w:name="annotation reference" w:semiHidden="1" w:unhideWhenUsed="1"/>
-    <w:lsdException w:name="endnote reference" w:semiHidden="1" w:unhideWhenUsed="1"/>
-    <w:lsdException w:name="toc 2" w:uiPriority="39" w:semiHidden="1" w:unhideWhenUsed="1"/>
-    <w:lsdException w:name="List Number 5" w:semiHidden="1" w:unhideWhenUsed="1"/>
-    <w:lsdException w:name="Block Text" w:semiHidden="1" w:unhideWhenUsed="1"/>
-    <w:lsdException w:name="macro" w:semiHidden="1" w:unhideWhenUsed="1"/>
-    <w:lsdException w:name="Body Text First Indent" w:semiHidden="1" w:unhideWhenUsed="1"/>
-    <w:lsdException w:name="heading 8" w:uiPriority="9" w:semiHidden="1" w:unhideWhenUsed="1" w:qFormat="1"/>
-    <w:lsdException w:name="List Bullet 2" w:semiHidden="1" w:unhideWhenUsed="1"/>
-    <w:lsdException w:name="Strong" w:uiPriority="22" w:qFormat="1"/>
-    <w:lsdException w:name="List Bullet 5" w:semiHidden="1" w:unhideWhenUsed="1"/>
-    <w:lsdException w:name="heading 6" w:uiPriority="9" w:semiHidden="1" w:unhideWhenUsed="1" w:qFormat="1"/>
-    <w:lsdException w:name="Note Heading" w:semiHidden="1" w:unhideWhenUsed="1"/>
-    <w:lsdException w:name="List Number" w:semiHidden="1" w:unhideWhenUsed="1"/>
-    <w:lsdException w:name="List Continue 2" w:semiHidden="1" w:unhideWhenUsed="1"/>
-    <w:lsdException w:name="List Number 3" w:semiHidden="1" w:unhideWhenUsed="1"/>
-    <w:lsdException w:name="footnote reference" w:semiHidden="1" w:unhideWhenUsed="1"/>
-    <w:lsdException w:name="index 5" w:semiHidden="1" w:unhideWhenUsed="1"/>
-    <w:lsdException w:name="Default Paragraph Font" w:uiPriority="1" w:semiHidden="1" w:unhideWhenUsed="1"/>
-    <w:lsdException w:name="toc 9" w:uiPriority="39" w:semiHidden="1" w:unhideWhenUsed="1"/>
-    <w:lsdException w:name="List Continue 4" w:semiHidden="1" w:unhideWhenUsed="1"/>
-    <w:lsdException w:name="index 3" w:semiHidden="1" w:unhideWhenUsed="1"/>
-    <w:lsdException w:name="Message Header" w:semiHidden="1" w:unhideWhenUsed="1"/>
     <w:lsdException w:name="index 6" w:semiHidden="1" w:unhideWhenUsed="1"/>
-    <w:lsdException w:name="Date" w:semiHidden="1" w:unhideWhenUsed="1"/>
     <w:lsdException w:name="Body Text 2" w:semiHidden="1" w:unhideWhenUsed="1"/>
-    <w:lsdException w:name="heading 7" w:uiPriority="9" w:semiHidden="1" w:unhideWhenUsed="1" w:qFormat="1"/>
-    <w:lsdException w:name="toc 1" w:uiPriority="39" w:semiHidden="1" w:unhideWhenUsed="1"/>
-    <w:lsdException w:name="FollowedHyperlink" w:semiHidden="1" w:unhideWhenUsed="1"/>
-    <w:lsdException w:name="heading 2" w:uiPriority="9" w:semiHidden="1" w:unhideWhenUsed="1" w:qFormat="1"/>
-    <w:lsdException w:name="List Number 2" w:semiHidden="1" w:unhideWhenUsed="1"/>
-    <w:lsdException w:name="toc 6" w:uiPriority="39" w:semiHidden="1" w:unhideWhenUsed="1"/>
-    <w:lsdException w:name="List 4" w:semiHidden="1" w:unhideWhenUsed="1"/>
-    <w:lsdException w:name="endnote text" w:semiHidden="1" w:unhideWhenUsed="1"/>
-    <w:lsdException w:name="Body Text Indent" w:semiHidden="1" w:unhideWhenUsed="1"/>
-    <w:lsdException w:name="envelope return" w:semiHidden="1" w:unhideWhenUsed="1"/>
-    <w:lsdException w:name="Body Text Indent 2" w:semiHidden="1" w:unhideWhenUsed="1"/>
-    <w:lsdException w:name="index heading" w:semiHidden="1" w:unhideWhenUsed="1"/>
-    <w:lsdException w:name="heading 5" w:uiPriority="9" w:semiHidden="1" w:unhideWhenUsed="1" w:qFormat="1"/>
-    <w:lsdException w:name="Title" w:uiPriority="10" w:qFormat="1"/>
-    <w:lsdException w:name="table of authorities" w:semiHidden="1" w:unhideWhenUsed="1"/>
-    <w:lsdException w:name="index 8" w:semiHidden="1" w:unhideWhenUsed="1"/>
-    <w:lsdException w:name="footnote text" w:semiHidden="1" w:unhideWhenUsed="1"/>
-    <w:lsdException w:name="toc 4" w:uiPriority="39" w:semiHidden="1" w:unhideWhenUsed="1"/>
-    <w:lsdException w:name="index 4" w:semiHidden="1" w:unhideWhenUsed="1"/>
-    <w:lsdException w:name="Salutation" w:semiHidden="1" w:unhideWhenUsed="1"/>
-    <w:lsdException w:name="Body Text" w:semiHidden="1" w:unhideWhenUsed="1"/>
-    <w:lsdException w:name="footer" w:semiHidden="1" w:unhideWhenUsed="1"/>
   </w:latentStyles>
-  <w:style w:type="paragraph" w:styleId="000004">
-    <w:name w:val="heading 3"/>
+  <w:style w:type="paragraph" w:styleId="000003">
+    <w:name w:val="heading 2"/>
     <w:basedOn w:val="Normal"/>
     <w:next w:val="Normal"/>
     <w:uiPriority w:val="9"/>
@@ -1571,13 +1568,13 @@
     <w:pPr>
       <w:keepNext w:val="1"/>
       <w:keepLines w:val="1"/>
-      <w:spacing w:before="180" w:after="80"/>
-      <w:outlineLvl w:val="2"/>
+      <w:spacing w:before="200" w:after="100"/>
+      <w:outlineLvl w:val="1"/>
     </w:pPr>
     <w:rPr>
       <w:b w:val="1"/>
-      <w:sz w:val="24"/>
-      <w:szCs w:val="24"/>
+      <w:sz w:val="26"/>
+      <w:szCs w:val="26"/>
     </w:rPr>
   </w:style>
   <w:style w:type="paragraph" w:styleId="000002">
@@ -1598,8 +1595,8 @@
       <w:szCs w:val="32"/>
     </w:rPr>
   </w:style>
-  <w:style w:type="paragraph" w:styleId="000003">
-    <w:name w:val="heading 2"/>
+  <w:style w:type="paragraph" w:styleId="000004">
+    <w:name w:val="heading 3"/>
     <w:basedOn w:val="Normal"/>
     <w:next w:val="Normal"/>
     <w:uiPriority w:val="9"/>
@@ -1607,13 +1604,13 @@
     <w:pPr>
       <w:keepNext w:val="1"/>
       <w:keepLines w:val="1"/>
-      <w:spacing w:before="200" w:after="100"/>
-      <w:outlineLvl w:val="1"/>
+      <w:spacing w:before="180" w:after="80"/>
+      <w:outlineLvl w:val="2"/>
     </w:pPr>
     <w:rPr>
       <w:b w:val="1"/>
-      <w:sz w:val="26"/>
-      <w:szCs w:val="26"/>
+      <w:sz w:val="24"/>
+      <w:szCs w:val="24"/>
     </w:rPr>
   </w:style>
 </w:styles>
